--- a/extras/OwnTV_Master_Product_Brief.docx
+++ b/extras/OwnTV_Master_Product_Brief.docx
@@ -58,7 +58,7 @@
           <w:color w:val="606060"/>
           <w:sz w:val="22"/>
         </w:rPr>
-        <w:t>Bring your own M3U or Xtream sources</w:t>
+        <w:t>Bring your own M3U, Xtream or Stalker (MAC) sources</w:t>
       </w:r>
     </w:p>
     <w:p>
@@ -86,7 +86,7 @@
           <w:i w:val="0"/>
           <w:sz w:val="22"/>
         </w:rPr>
-        <w:t>OwnTV is a native Android TV IPTV player built with Kotlin, Jetpack Compose for TV, and a dual playback engine — libmpv (FFmpeg) for movies, series, and maximum compatibility, and ExoPlayer (Media3) for near-instant Live TV. It is a player only: you bring your own Xtream login or M3U playlist (by URL or a local file on the device), and OwnTV provides a fast, modern, remote-first interface to browse and watch your content.</w:t>
+        <w:t>OwnTV is a native Android TV IPTV player built with Kotlin, Jetpack Compose for TV, and a dual playback engine — libmpv (FFmpeg) for movies, series, and maximum compatibility, and ExoPlayer (Media3) for near-instant Live TV. It is a player only: you bring your own Xtream login, M3U playlist (by URL or a local file on the device), or Stalker/Ministra portal (Portal URL + MAC address), and OwnTV provides a fast, modern, remote-first interface to browse and watch your content.</w:t>
       </w:r>
     </w:p>
     <w:p>
@@ -976,6 +976,60 @@
       </w:pPr>
       <w:r>
         <w:t>Filter is display-only: nothing is deleted or re-imported, and Favourites/History inside each section (and their counts) respect the selected playlist. The choice is saved in Backup &amp; Restore.</w:t>
+      </w:r>
+    </w:p>
+    <w:p>
+      <w:pPr/>
+      <w:r>
+        <w:t>Stalker / Ministra Portal Sources</w:t>
+      </w:r>
+    </w:p>
+    <w:p>
+      <w:pPr>
+        <w:pStyle w:val="ListBullet"/>
+      </w:pPr>
+      <w:r>
+        <w:t>Third source type alongside M3U and Xtream — added with a Portal URL + MAC address (no username/password)</w:t>
+      </w:r>
+    </w:p>
+    <w:p>
+      <w:pPr>
+        <w:pStyle w:val="ListBullet"/>
+      </w:pPr>
+      <w:r>
+        <w:t>MAG handshake auth with in-memory tokens; MAG User-Agent presets (MAG250/254/270/420) + per-source override</w:t>
+      </w:r>
+    </w:p>
+    <w:p>
+      <w:pPr>
+        <w:pStyle w:val="ListBullet"/>
+      </w:pPr>
+      <w:r>
+        <w:t>Play links are minted per-play (create_link) and silently re-resolved on expiry — long live sessions, downloads (Range resume) and cross-engine fallback all survive token resets</w:t>
+      </w:r>
+    </w:p>
+    <w:p>
+      <w:pPr>
+        <w:pStyle w:val="ListBullet"/>
+      </w:pPr>
+      <w:r>
+        <w:t>Live + Movies + Series import (bulk fast path with paged fallback, shared concurrency budget, transient-error retry); lazy per-season episode loading</w:t>
+      </w:r>
+    </w:p>
+    <w:p>
+      <w:pPr>
+        <w:pStyle w:val="ListBullet"/>
+      </w:pPr>
+      <w:r>
+        <w:t>EPG now/next via the portal's short-EPG; full guide via portal-advertised or user-pasted XMLTV; catch-up/rewind via archive create_link</w:t>
+      </w:r>
+    </w:p>
+    <w:p>
+      <w:pPr>
+        <w:pStyle w:val="ListBullet"/>
+      </w:pPr>
+      <w:r>
+        <w:t>Full feature parity: downloads, external player, TMDB enrichment, backup (encrypted MAC), auto refresh, playlist switcher</w:t>
       </w:r>
     </w:p>
     <w:p>
@@ -2379,6 +2433,18 @@
           <w:sz w:val="22"/>
         </w:rPr>
         <w:t>Resilient imports — HTTP 512 / truncated bulk list falls back to per-category fetching</w:t>
+      </w:r>
+    </w:p>
+    <w:p>
+      <w:pPr>
+        <w:pStyle w:val="ListBullet"/>
+      </w:pPr>
+      <w:r>
+        <w:rPr>
+          <w:rFonts w:ascii="Cambria" w:hAnsi="Cambria"/>
+          <w:sz w:val="22"/>
+        </w:rPr>
+        <w:t>Stalker: core/stalker (StalkerClient/StalkerAuthManager/StreamUrlResolver) + StalkerSyncer; the portal cmd is stored in streamUrl and resolved to a playable URL at play time</w:t>
       </w:r>
     </w:p>
     <w:p>

--- a/extras/OwnTV_Master_Product_Brief.docx
+++ b/extras/OwnTV_Master_Product_Brief.docx
@@ -526,6 +526,14 @@
         <w:pStyle w:val="ListBullet"/>
       </w:pPr>
       <w:r>
+        <w:t>Favorite the current channel, movie, or series from the control bar without leaving the stream (an episode favorites its parent show)</w:t>
+      </w:r>
+    </w:p>
+    <w:p>
+      <w:pPr>
+        <w:pStyle w:val="ListBullet"/>
+      </w:pPr>
+      <w:r>
         <w:rPr>
           <w:rFonts w:ascii="Cambria" w:hAnsi="Cambria"/>
           <w:sz w:val="22"/>
@@ -1908,6 +1916,14 @@
           <w:sz w:val="22"/>
         </w:rPr>
         <w:t>Animations setting (On / Off)</w:t>
+      </w:r>
+    </w:p>
+    <w:p>
+      <w:pPr>
+        <w:pStyle w:val="ListBullet"/>
+      </w:pPr>
+      <w:r>
+        <w:t>Liquid Glass — an opt-in frosted, translucent interface over your own background photo (chosen from USB/device storage or sent from your phone over Wi-Fi), with per-surface toggles plus transparency and blur/frost strength; off by default</w:t>
       </w:r>
     </w:p>
     <w:p>

--- a/extras/OwnTV_Master_Product_Brief.docx
+++ b/extras/OwnTV_Master_Product_Brief.docx
@@ -2061,6 +2061,42 @@
           <w:sz w:val="22"/>
         </w:rPr>
         <w:t>One file covers profiles, sources, customizations, favorites, watch history, resume positions, and app settings</w:t>
+      </w:r>
+    </w:p>
+    <w:p>
+      <w:pPr>
+        <w:pStyle w:val="ListBullet"/>
+      </w:pPr>
+      <w:r>
+        <w:rPr>
+          <w:rFonts w:ascii="Cambria" w:hAnsi="Cambria"/>
+          <w:sz w:val="22"/>
+        </w:rPr>
+        <w:t>Written as a single .own container file: the backup data plus the Liquid Glass background image, so the wallpaper survives a restore onto another device</w:t>
+      </w:r>
+    </w:p>
+    <w:p>
+      <w:pPr>
+        <w:pStyle w:val="ListBullet"/>
+      </w:pPr>
+      <w:r>
+        <w:rPr>
+          <w:rFonts w:ascii="Cambria" w:hAnsi="Cambria"/>
+          <w:sz w:val="22"/>
+        </w:rPr>
+        <w:t>Optional backup password encrypts the entire container (AES-256-GCM, PBKDF2), not only the stored secrets; without it the file is unencrypted and secrets are omitted</w:t>
+      </w:r>
+    </w:p>
+    <w:p>
+      <w:pPr>
+        <w:pStyle w:val="ListBullet"/>
+      </w:pPr>
+      <w:r>
+        <w:rPr>
+          <w:rFonts w:ascii="Cambria" w:hAnsi="Cambria"/>
+          <w:sz w:val="22"/>
+        </w:rPr>
+        <w:t>Restore accepts both .own containers and legacy .json backups, detected by file content rather than extension</w:t>
       </w:r>
     </w:p>
     <w:p>

--- a/extras/OwnTV_Master_Product_Brief.docx
+++ b/extras/OwnTV_Master_Product_Brief.docx
@@ -1171,11 +1171,7 @@
         <w:pStyle w:val="ListBullet"/>
       </w:pPr>
       <w:r>
-        <w:rPr>
-          <w:rFonts w:ascii="Cambria" w:hAnsi="Cambria"/>
-          <w:sz w:val="22"/>
-        </w:rPr>
-        <w:t>Customize per profile: hide, rename, reorder categories; hide/unhide individual channels, movies and series; optional screen PIN (one-step or jump to top/bottom)</w:t>
+        <w:t>Customize per profile: focus a category name to open its paged item list; hide, rename and reorder categories or individual channels, movies and series; recover hidden items; and optionally protect the screen with a PIN.</w:t>
       </w:r>
     </w:p>
     <w:p>
@@ -1183,7 +1179,23 @@
         <w:pStyle w:val="ListBullet"/>
       </w:pPr>
       <w:r>
-        <w:t>Per-item context menu (long-press): Move (D-pad reorder inside a folder/Favorites), Remove from History, and Download / Download all episodes for movies &amp; series.</w:t>
+        <w:t>Bulk rename channels, movies and series with ordered add/remove prefix or suffix rules, editable automatic cleanup, a complete review before writing, and restore-original undo; renames are per profile, survive re-syncs and appear throughout Browse and Search.</w:t>
+      </w:r>
+    </w:p>
+    <w:p>
+      <w:pPr>
+        <w:pStyle w:val="ListBullet"/>
+      </w:pPr>
+      <w:r>
+        <w:t>Create custom combined categories for Live TV, Movies or Series; move or copy items from provider folders, Favorites or other custom categories, manually reorder their contents, and rename, hide or delete the category without deleting provider content.</w:t>
+      </w:r>
+    </w:p>
+    <w:p>
+      <w:pPr>
+        <w:pStyle w:val="ListBullet"/>
+      </w:pPr>
+      <w:r>
+        <w:t>Per-item context menu (long-press): Move within the current folder/Favorites, move or copy to a custom category, remove from History, and Download / Download all episodes for movies and series.</w:t>
       </w:r>
     </w:p>
     <w:p>
@@ -2515,11 +2527,7 @@
         <w:pStyle w:val="ListBullet"/>
       </w:pPr>
       <w:r>
-        <w:rPr>
-          <w:rFonts w:ascii="Cambria" w:hAnsi="Cambria"/>
-          <w:sz w:val="22"/>
-        </w:rPr>
-        <w:t>19-entity Room schema: profiles &amp; sources (cross-ref for sharing), content (categories/channels/movies/series/seasons/episodes), per-profile favorites/history/progress/downloads, EPG channels/programmes, FTS4 search tables</w:t>
+        <w:t>Room schema: profiles &amp; sources (cross-ref for sharing), content (categories/channels/movies/series/seasons/episodes), per-profile favorites/history/progress/downloads, EPG channels/programmes, FTS4 search tables</w:t>
       </w:r>
     </w:p>
     <w:p>

--- a/extras/OwnTV_Master_Product_Brief.docx
+++ b/extras/OwnTV_Master_Product_Brief.docx
@@ -396,6 +396,14 @@
         <w:pStyle w:val="ListBullet"/>
       </w:pPr>
       <w:r>
+        <w:t>Auto frame rate (opt-in, off by default) — matches full-screen video to a supported display refresh rate. ExoPlayer, mpv, and the window-level display controller all obey the same toggle; v4.1.6 resets existing installs to Off once, then preserves later user choices.</w:t>
+      </w:r>
+    </w:p>
+    <w:p>
+      <w:pPr>
+        <w:pStyle w:val="ListBullet"/>
+      </w:pPr>
+      <w:r>
         <w:rPr>
           <w:rFonts w:ascii="Cambria" w:hAnsi="Cambria"/>
           <w:sz w:val="22"/>
@@ -585,7 +593,15 @@
           <w:rFonts w:ascii="Cambria" w:hAnsi="Cambria"/>
           <w:sz w:val="22"/>
         </w:rPr>
-        <w:t>In-player channel list — press Left (controls hidden) to slide a channel list over the video; the current channel is highlighted</w:t>
+        <w:t>In-player channel list — press Left (controls hidden) to browse the context the channel was opened from (Favorites, History, All Channels, provider folder, or custom category); the provider category remains separate preview metadata.</w:t>
+      </w:r>
+    </w:p>
+    <w:p>
+      <w:pPr>
+        <w:pStyle w:val="ListBullet"/>
+      </w:pPr>
+      <w:r>
+        <w:t>In-player category browser — press Left again to choose a provider category without leaving full screen; the selected category becomes the new channel-list and zapping context.</w:t>
       </w:r>
     </w:p>
     <w:p>

--- a/extras/OwnTV_Master_Product_Brief.docx
+++ b/extras/OwnTV_Master_Product_Brief.docx
@@ -376,7 +376,7 @@
           <w:rFonts w:ascii="Cambria" w:hAnsi="Cambria"/>
           <w:sz w:val="22"/>
         </w:rPr>
-        <w:t>Surround sound (off by default, opt-in) — decodes Dolby (AC-3/E-AC-3) and DTS to multichannel LPCM (5.1/7.1) over HDMI. Auto-detects broken surround output and falls back to stereo.</w:t>
+        <w:t>Surround sound — three modes (Auto / Stereo only / Surround) applied uniformly to BOTH engines. Surround decodes Dolby (AC-3/E-AC-3) and DTS to multichannel, Stereo only pins the audio sink to plain stereo PCM with no passthrough, Auto starts multichannel and self-demotes. A shared, non-disableable audio-output watchdog (silence, sink error, repeated underruns) latches the whole session to stereo across every engine when the sink accepts a format it cannot actually play.</w:t>
       </w:r>
     </w:p>
     <w:p>
@@ -2053,7 +2053,7 @@
           <w:rFonts w:ascii="Cambria" w:hAnsi="Cambria"/>
           <w:sz w:val="22"/>
         </w:rPr>
-        <w:t>Surround sound (opt-in)</w:t>
+        <w:t>Surround sound (Auto / Stereo only / Surround)</w:t>
       </w:r>
     </w:p>
     <w:p>

--- a/extras/OwnTV_Master_Product_Brief.docx
+++ b/extras/OwnTV_Master_Product_Brief.docx
@@ -345,6 +345,18 @@
       </w:r>
     </w:p>
     <w:p>
+      <w:pPr>
+        <w:pStyle w:val="ListBullet"/>
+      </w:pPr>
+      <w:r>
+        <w:rPr>
+          <w:rFonts w:ascii="Cambria" w:hAnsi="Cambria"/>
+          <w:sz w:val="22"/>
+        </w:rPr>
+        <w:t>Live buffering under user control — the Live latency choice sizes the real buffer on BOTH engines (Exo LoadControl, mpv demuxer cache), and a separate Pre-buffer gate (off / 2 / 5 / 10 s of video) holds playback until enough video is collected, on start and after a rebuffer. Overridable per playlist (sources.livePrerollSecs, -1 = follow global).</w:t>
+      </w:r>
+    </w:p>
+    <w:p>
       <w:r>
         <w:rPr>
           <w:rFonts w:ascii="Cambria" w:hAnsi="Cambria" w:eastAsia="Cambria"/>
@@ -396,7 +408,7 @@
         <w:pStyle w:val="ListBullet"/>
       </w:pPr>
       <w:r>
-        <w:t>Auto frame rate (opt-in, off by default) — matches full-screen video to a supported display refresh rate. ExoPlayer, mpv, and the window-level display controller all obey the same toggle; v4.1.6 resets existing installs to Off once, then preserves later user choices.</w:t>
+        <w:t>Auto frame rate (opt-in, off by default) — matches full-screen video to a supported display refresh rate. ExoPlayer, mpv, and the window-level display controller all obey the same toggle; v4.1.6 resets existing installs to Off once, then preserves later user choices. When a stream declares no frame rate (typical for live MPEG-TS), the rate is measured during playback and used only when two samples agree on a standard broadcast rate. A one-time in-player suggestion offers the setting when the current rate is not a multiple of the display's and a better mode exists.</w:t>
       </w:r>
     </w:p>
     <w:p>
@@ -2066,6 +2078,18 @@
           <w:sz w:val="22"/>
         </w:rPr>
         <w:t>HDR passthrough</w:t>
+      </w:r>
+    </w:p>
+    <w:p>
+      <w:pPr>
+        <w:pStyle w:val="ListBullet"/>
+      </w:pPr>
+      <w:r>
+        <w:rPr>
+          <w:rFonts w:ascii="Cambria" w:hAnsi="Cambria"/>
+          <w:sz w:val="22"/>
+        </w:rPr>
+        <w:t>Live latency (Low / Balanced / Stable / Custom) and Pre-buffer live streams, with a per-playlist Pre-buffer override</w:t>
       </w:r>
     </w:p>
     <w:p>

--- a/extras/OwnTV_Master_Product_Brief.docx
+++ b/extras/OwnTV_Master_Product_Brief.docx
@@ -1932,6 +1932,18 @@
           <w:sz w:val="22"/>
         </w:rPr>
         <w:t>UI zoom</w:t>
+      </w:r>
+    </w:p>
+    <w:p>
+      <w:pPr>
+        <w:pStyle w:val="ListBullet"/>
+      </w:pPr>
+      <w:r>
+        <w:rPr>
+          <w:rFonts w:ascii="Cambria" w:hAnsi="Cambria"/>
+          <w:sz w:val="22"/>
+        </w:rPr>
+        <w:t>Panel Width Adjustment – per-section manual sizing of the three browse panels (category rail, item list/grid, preview/poster) for Live TV, Movies and Series; each panel is a share of the screen and the three must total 100%, validated on save</w:t>
       </w:r>
     </w:p>
     <w:p>

--- a/extras/OwnTV_Master_Product_Brief.docx
+++ b/extras/OwnTV_Master_Product_Brief.docx
@@ -139,6 +139,14 @@
         <w:pStyle w:val="ListBullet"/>
       </w:pPr>
       <w:r>
+        <w:t>Language-first onboarding and a fully localized interface for 24 packaged UI languages</w:t>
+      </w:r>
+    </w:p>
+    <w:p>
+      <w:pPr>
+        <w:pStyle w:val="ListBullet"/>
+      </w:pPr>
+      <w:r>
         <w:rPr>
           <w:rFonts w:ascii="Cambria" w:hAnsi="Cambria"/>
           <w:sz w:val="22"/>
@@ -167,7 +175,7 @@
           <w:rFonts w:ascii="Cambria" w:hAnsi="Cambria"/>
           <w:sz w:val="22"/>
         </w:rPr>
-        <w:t>Open-source (MIT), built with the help of AI</w:t>
+        <w:t>Open-source (GPLv3), built with the help of AI</w:t>
       </w:r>
     </w:p>
     <w:p>
@@ -1884,6 +1892,67 @@
           <w:sz w:val="36"/>
         </w:rPr>
         <w:t>Personalization &amp; Settings</w:t>
+      </w:r>
+    </w:p>
+    <w:p/>
+    <w:p>
+      <w:pPr/>
+      <w:r>
+        <w:rPr>
+          <w:rFonts w:ascii="Cambria" w:hAnsi="Cambria" w:eastAsia="Cambria"/>
+          <w:b/>
+          <w:color w:val="1A1A2E"/>
+          <w:sz w:val="24"/>
+        </w:rPr>
+        <w:t>Language &amp; First-Run Experience</w:t>
+      </w:r>
+    </w:p>
+    <w:p>
+      <w:pPr>
+        <w:pStyle w:val="ListBullet"/>
+      </w:pPr>
+      <w:r>
+        <w:t>Fresh installations begin with a language selector before Get Started: System default follows the TV, while an explicit choice switches the interface immediately.</w:t>
+      </w:r>
+    </w:p>
+    <w:p>
+      <w:pPr>
+        <w:pStyle w:val="ListBullet"/>
+      </w:pPr>
+      <w:r>
+        <w:t>English plus 23 complete packaged translations cover all 1,771 source entries; 19 additional requested languages remain catalogue-only until they reach the reviewed readiness threshold.</w:t>
+      </w:r>
+    </w:p>
+    <w:p>
+      <w:pPr>
+        <w:pStyle w:val="ListBullet"/>
+      </w:pPr>
+      <w:r>
+        <w:t>The welcome, disclaimer, setup-choice, and add-playlist pages share a compact OwnTV visual system with sans-serif type, a subtle animated teal glow and ring, clear D-pad focus, and standard focus-isolated popups.</w:t>
+      </w:r>
+    </w:p>
+    <w:p>
+      <w:pPr>
+        <w:pStyle w:val="ListBullet"/>
+      </w:pPr>
+      <w:r>
+        <w:t>Settings → Look &amp; Feel → Language provides a searchable picker with native names. App language is independent of profiles and the separate TMDB metadata-language setting, and survives restart and backup/restore.</w:t>
+      </w:r>
+    </w:p>
+    <w:p>
+      <w:pPr>
+        <w:pStyle w:val="ListBullet"/>
+      </w:pPr>
+      <w:r>
+        <w:t>Locale-aware plurals, dates, times, numbers, RTL navigation, font fallback, and English fallback apply across the UI, notifications, launcher text, companion pages, player messages, and diagnostics without changing playback or sync behavior.</w:t>
+      </w:r>
+    </w:p>
+    <w:p>
+      <w:pPr>
+        <w:pStyle w:val="ListBullet"/>
+      </w:pPr>
+      <w:r>
+        <w:t>A generated locale catalogue, six resource domains, Hosted Weblate contribution paths, 132 tooling tests, and CI checks protect placeholders, plural forms, formatting, overflow, and release packaging.</w:t>
       </w:r>
     </w:p>
     <w:p/>

--- a/extras/OwnTV_Master_Product_Brief.docx
+++ b/extras/OwnTV_Master_Product_Brief.docx
@@ -1120,7 +1120,7 @@
           <w:rFonts w:ascii="Cambria" w:hAnsi="Cambria"/>
           <w:sz w:val="22"/>
         </w:rPr>
-        <w:t>Rounded content panels (Option A Clean + Premium): every screen sits inside rounded boxes (22dp corners, hairline outlineVariant borders, subtle surfaceContainerLowest fill). Per-region boxing: 3 boxes on Movies/Series/Live (category rail, content grid, preview), 1 box on single-column screens (Home, Search, Downloads, Guide, Settings)</w:t>
+        <w:t>Rounded content panels (Option A Clean + Premium): every screen sits inside rounded boxes (22dp corners, hairline outlineVariant borders, subtle surfaceContainerLowest fill). Movies, Series and Live normally use 3 boxes (category rail, content grid, preview); setting preview/poster to 0% removes the third box and its extra gap. Single-column screens use 1 box (Home, Search, Downloads, Guide, Settings).</w:t>
       </w:r>
     </w:p>
     <w:p>
@@ -1920,7 +1920,7 @@
         <w:pStyle w:val="ListBullet"/>
       </w:pPr>
       <w:r>
-        <w:t>English plus 23 complete packaged translations cover all 1,771 source entries; 19 additional requested languages remain catalogue-only until they reach the reviewed readiness threshold.</w:t>
+        <w:t>English plus 23 packaged translations cover the established 1,771-entry catalogue; newly added text safely falls back to English until translations catch up. Nineteen additional requested languages remain catalogue-only until they reach the reviewed readiness threshold.</w:t>
       </w:r>
     </w:p>
     <w:p>
@@ -2012,7 +2012,7 @@
           <w:rFonts w:ascii="Cambria" w:hAnsi="Cambria"/>
           <w:sz w:val="22"/>
         </w:rPr>
-        <w:t>Panel Width Adjustment – per-section manual sizing of the three browse panels (category rail, item list/grid, preview/poster) for Live TV, Movies and Series; each panel is a share of the screen and the three must total 100%, validated on save</w:t>
+        <w:t>Panel Width Adjustment - per-section manual sizing for Live TV, Movies and Series. Category and List stay at 10% or more; Preview/Poster may be 0% to hide that panel and remove its gap; saving still requires an exact 100% total. Hiding Live Preview warns first, turns preview video off, and blocks enabling it until the panel is restored.</w:t>
       </w:r>
     </w:p>
     <w:p>
@@ -2171,6 +2171,18 @@
           <w:sz w:val="22"/>
         </w:rPr>
         <w:t>Live latency (Low / Balanced / Stable / Custom) and Pre-buffer live streams, with a per-playlist Pre-buffer override</w:t>
+      </w:r>
+    </w:p>
+    <w:p>
+      <w:pPr>
+        <w:pStyle w:val="ListBullet"/>
+      </w:pPr>
+      <w:r>
+        <w:rPr>
+          <w:rFonts w:ascii="Cambria" w:hAnsi="Cambria"/>
+          <w:sz w:val="22"/>
+        </w:rPr>
+        <w:t>Playback diagnostics - a readable history of failures, fallbacks and reports, with optional detailed tracing. Export writes Download/owntv-playback-report.txt in the public Download folder, creates the folder when missing, and replaces the previous report.</w:t>
       </w:r>
     </w:p>
     <w:p>

--- a/extras/OwnTV_Master_Product_Brief.docx
+++ b/extras/OwnTV_Master_Product_Brief.docx
@@ -58,7 +58,7 @@
           <w:color w:val="606060"/>
           <w:sz w:val="22"/>
         </w:rPr>
-        <w:t>Bring your own M3U, Xtream or Stalker (MAC) sources</w:t>
+        <w:t>Bring your own M3U, Xtream or Stalker/Ministra portal sources</w:t>
       </w:r>
     </w:p>
     <w:p>
@@ -86,7 +86,7 @@
           <w:i w:val="0"/>
           <w:sz w:val="22"/>
         </w:rPr>
-        <w:t>OwnTV is a native Android TV IPTV player built with Kotlin, Jetpack Compose for TV, and a dual playback engine — libmpv (FFmpeg) for movies, series, and maximum compatibility, and ExoPlayer (Media3) for near-instant Live TV. It is a player only: you bring your own Xtream login, M3U playlist (by URL or a local file on the device), or Stalker/Ministra portal (Portal URL + MAC address), and OwnTV provides a fast, modern, remote-first interface to browse and watch your content.</w:t>
+        <w:t>OwnTV is a native Android TV IPTV player built with Kotlin, Jetpack Compose for TV, and a dual playback engine — libmpv (FFmpeg) for movies, series, and maximum compatibility, and ExoPlayer (Media3) for near-instant Live TV. It is a player only: you bring your own Xtream login, M3U playlist (by URL or a local file on the device), or Stalker/Ministra portal (Portal URL + MAC address, with optional Serial Number, Device ID, Device ID2, and Signature for stricter portals), and OwnTV provides a fast, modern, remote-first interface to browse and watch your content.</w:t>
       </w:r>
     </w:p>
     <w:p>
@@ -1033,7 +1033,7 @@
         <w:pStyle w:val="ListBullet"/>
       </w:pPr>
       <w:r>
-        <w:t>Third source type alongside M3U and Xtream — added with a Portal URL + MAC address (no username/password)</w:t>
+        <w:t>Third source type alongside M3U and Xtream — added with Portal URL + MAC address (no username/password), plus optional Serial Number, Device ID, Device ID2, and Signature for portals that require advanced device identification</w:t>
       </w:r>
     </w:p>
     <w:p>
@@ -1041,7 +1041,7 @@
         <w:pStyle w:val="ListBullet"/>
       </w:pPr>
       <w:r>
-        <w:t>MAG handshake auth with in-memory tokens; MAG User-Agent presets (MAG250/254/270/420) + per-source override</w:t>
+        <w:t>MAG handshake auth with in-memory tokens; MAG User-Agent presets; optional Serial Number, Device ID, Device ID2, and Signature work in fresh setup, Remote setup, source add/edit, Test Connection, runtime reauthentication, and encrypted backups. Blank values preserve MAC-only behavior.</w:t>
       </w:r>
     </w:p>
     <w:p>
@@ -2641,7 +2641,7 @@
           <w:rFonts w:ascii="Cambria" w:hAnsi="Cambria"/>
           <w:sz w:val="22"/>
         </w:rPr>
-        <w:t>Stalker: core/stalker (StalkerClient/StalkerAuthManager/StreamUrlResolver) + StalkerSyncer; the portal cmd is stored in streamUrl and resolved to a playable URL at play time</w:t>
+        <w:t>Stalker/Ministra: portal handshake and get_profile authentication carry the stored MAC plus optional Serial Number, Device ID, Device ID2, and Signature through sync, playback, and runtime reauthentication; blank optional values are omitted for MAC-only portals.</w:t>
       </w:r>
     </w:p>
     <w:p>

--- a/extras/OwnTV_Master_Product_Brief.docx
+++ b/extras/OwnTV_Master_Product_Brief.docx
@@ -926,6 +926,54 @@
       </w:r>
     </w:p>
     <w:p>
+      <w:pPr>
+        <w:pStyle w:val="ListBullet"/>
+      </w:pPr>
+      <w:r>
+        <w:t>Now Trending is the first Home row by default: up to 10 current TMDB movie/TV candidates are shown only after they match an exact playable title from the active provider; the target is five movies and five series, either type can fill unused places, and four matches are required to publish.</w:t>
+      </w:r>
+    </w:p>
+    <w:p>
+      <w:pPr>
+        <w:pStyle w:val="ListBullet"/>
+      </w:pPr>
+      <w:r>
+        <w:t>Trending matching is indexed and language-aware: exact normalized title/year candidates precede a narrow FTS fallback, provider variants prefer the selected language then English then untagged, and the saved provider row is revalidated before playback.</w:t>
+      </w:r>
+    </w:p>
+    <w:p>
+      <w:pPr>
+        <w:pStyle w:val="ListBullet"/>
+      </w:pPr>
+      <w:r>
+        <w:t>The Lora-styled showcase shows global TMDB rank/type, rating, provider match, language fallback, advertised quality/HDR/audio signals, and provider season count. Actions reuse the established Play/Open Episodes, Trailer, full TMDB Details (plot/cast/genres), and All Versions search flows.</w:t>
+      </w:r>
+    </w:p>
+    <w:p>
+      <w:pPr>
+        <w:pStyle w:val="ListBullet"/>
+      </w:pPr>
+      <w:r>
+        <w:t>Trending behaves as one focus row: internal D-pad moves never scroll Home; vertical movement occurs only when crossing rows. Auto-advance pauses on the four main actions, continues on Previous/Pause/Next, and also supports manual pause.</w:t>
+      </w:r>
+    </w:p>
+    <w:p>
+      <w:pPr>
+        <w:pStyle w:val="ListBullet"/>
+      </w:pPr>
+      <w:r>
+        <w:t>The post-sync worker reports candidate fetch, indexed-catalog preparation, movie/series matching, provider-season loading, enrichment and atomic publishing through a second status-pill line and matching logcat stages. It runs only when Home is shown and metadata mode includes TMDB.</w:t>
+      </w:r>
+    </w:p>
+    <w:p>
+      <w:pPr>
+        <w:pStyle w:val="ListBullet"/>
+      </w:pPr>
+      <w:r>
+        <w:t>Settings → Home screen can hide or reorder Trending and explains unavailable/below-threshold results. The per-profile Home setting is backed up; generated Trending snapshots and fetched metadata are deliberately rebuilt rather than exported.</w:t>
+      </w:r>
+    </w:p>
+    <w:p>
       <w:r>
         <w:rPr>
           <w:rFonts w:ascii="Cambria" w:hAnsi="Cambria" w:eastAsia="Cambria"/>
@@ -1920,7 +1968,7 @@
         <w:pStyle w:val="ListBullet"/>
       </w:pPr>
       <w:r>
-        <w:t>English plus 23 packaged translations cover the established 1,771-entry catalogue; newly added text safely falls back to English until translations catch up. Nineteen additional requested languages remain catalogue-only until they reach the reviewed readiness threshold.</w:t>
+        <w:t>English plus 23 packaged translations cover all 1,840 current source entries, including Now Trending and its Home setting. Nineteen additional requested languages remain catalogue-only until they reach the reviewed readiness threshold.</w:t>
       </w:r>
     </w:p>
     <w:p>
@@ -2201,11 +2249,7 @@
         <w:pStyle w:val="ListBullet"/>
       </w:pPr>
       <w:r>
-        <w:rPr>
-          <w:rFonts w:ascii="Cambria" w:hAnsi="Cambria"/>
-          <w:sz w:val="22"/>
-        </w:rPr>
-        <w:t>One file covers profiles, sources, customizations, favorites, watch history, resume positions, and app settings</w:t>
+        <w:t>One file covers profiles, sources, customizations, favorites, watch history, resume positions, and app settings, including each profile's Home row order/visibility. Generated Trending snapshots and fetched TMDB metadata are excluded and rebuilt after sync.</w:t>
       </w:r>
     </w:p>
     <w:p>
@@ -2645,6 +2689,36 @@
       </w:r>
     </w:p>
     <w:p>
+      <w:pPr/>
+      <w:r>
+        <w:t>Metadata &amp; Trending</w:t>
+      </w:r>
+    </w:p>
+    <w:p>
+      <w:pPr>
+        <w:pStyle w:val="ListBullet"/>
+      </w:pPr>
+      <w:r>
+        <w:t>MetadataRepository remains the shared lazy TMDB search/details cache. Trending uses its already-confirmed TMDB id to populate that same cache, so full details reuse the established movie/series cast and genre path without a second fuzzy title search.</w:t>
+      </w:r>
+    </w:p>
+    <w:p>
+      <w:pPr>
+        <w:pStyle w:val="ListBullet"/>
+      </w:pPr>
+      <w:r>
+        <w:t>TrendingRefreshWorker runs only after an eligible catalogue sync, prepares normalized/indexed provider titles, matches 25 movie plus 25 TV candidates, loads provider season availability, enriches up to 10 final items, then atomically replaces the source snapshot. TrendingActivityTracker mirrors detailed stages into the global sync status pill.</w:t>
+      </w:r>
+    </w:p>
+    <w:p>
+      <w:pPr>
+        <w:pStyle w:val="ListBullet"/>
+      </w:pPr>
+      <w:r>
+        <w:t>The self-hostable Cloudflare TMDB gateway canonicalizes cache keys, gives Trending a 15-minute fresh/24-hour stale policy and ordinary metadata a 30-day fresh/90-day stale policy, retries transient upstream failures once, enforces an eight-second timeout, and exposes request/cache diagnostics without exposing the TMDB key.</w:t>
+      </w:r>
+    </w:p>
+    <w:p>
       <w:r>
         <w:rPr>
           <w:rFonts w:ascii="Cambria" w:hAnsi="Cambria" w:eastAsia="Cambria"/>
@@ -2660,7 +2734,7 @@
         <w:pStyle w:val="ListBullet"/>
       </w:pPr>
       <w:r>
-        <w:t>Room schema: profiles &amp; sources (cross-ref for sharing), content (categories/channels/movies/series/seasons/episodes), per-profile favorites/history/progress/downloads, EPG channels/programmes, FTS4 search tables</w:t>
+        <w:t>Room schema: profiles &amp; sources (cross-ref for sharing), content (categories/channels/movies/series/seasons/episodes), per-profile favorites/history/progress/downloads, EPG channels/programmes, FTS4 search tables, and atomic per-source Trending snapshot/items plus indexed provider-title match columns.</w:t>
       </w:r>
     </w:p>
     <w:p>

--- a/extras/OwnTV_Master_Product_Brief.docx
+++ b/extras/OwnTV_Master_Product_Brief.docx
@@ -2049,6 +2049,22 @@
           <w:sz w:val="22"/>
         </w:rPr>
         <w:t>UI zoom</w:t>
+      </w:r>
+    </w:p>
+    <w:p>
+      <w:pPr>
+        <w:pStyle w:val="ListBullet"/>
+      </w:pPr>
+      <w:r>
+        <w:t>Font customization — app text size from 60% to 140% in 5% steps, with independent main-interface and popup font selectors. Choices are System Sans, Lora, Playfair Display, Dancing Script, and Poppins; defaults remain 100%, System Sans, and Lora. Apply saves staged changes, Reset restores defaults, and Back cancels.</w:t>
+      </w:r>
+    </w:p>
+    <w:p>
+      <w:pPr>
+        <w:pStyle w:val="ListBullet"/>
+      </w:pPr>
+      <w:r>
+        <w:t>Font choices are available in every interface language, with Android font fallback for glyphs a selected family does not contain. The global choices survive restart and are included in backup/restore. Subtitle typography stays independent, and bundled font license notices are kept with the project.</w:t>
       </w:r>
     </w:p>
     <w:p>

--- a/extras/OwnTV_Master_Product_Brief.docx
+++ b/extras/OwnTV_Master_Product_Brief.docx
@@ -2108,7 +2108,7 @@
         <w:pStyle w:val="ListBullet"/>
       </w:pPr>
       <w:r>
-        <w:t>Liquid Glass — an opt-in frosted, translucent interface over your own background photo (chosen from USB/device storage or sent from your phone over Wi-Fi), with per-surface toggles plus transparency and blur/frost strength; off by default</w:t>
+        <w:t>Liquid Glass — an opt-in, interaction-aware material with Clear, Balanced, Tinted and Custom presets; per-surface controls; custom transparency/frost; and local or remote wallpaper. Android 12+ uses one cached, aligned blurred backdrop, while older and no-wallpaper cases keep readable fallbacks. TV focus responds immediately, settles into full frost, and uses cached draw resources plus lightweight idle cards to prevent trailing bands and reduce low-end GPU work. The feature is off by default; its settings and wallpaper persist through backup/restore.</w:t>
       </w:r>
     </w:p>
     <w:p>

--- a/extras/OwnTV_Master_Product_Brief.docx
+++ b/extras/OwnTV_Master_Product_Brief.docx
@@ -2506,7 +2506,7 @@
           <w:i w:val="0"/>
           <w:sz w:val="22"/>
         </w:rPr>
-        <w:t>Language: Kotlin 2.3.10 (AGP 9 built-in Kotlin)</w:t>
+        <w:t>Language: Kotlin 2.3.21 (no kotlin-android plugin; the Compose compiler plugin pulls the Kotlin Gradle plugin to this version)</w:t>
       </w:r>
     </w:p>
     <w:p>
@@ -2517,7 +2517,7 @@
           <w:i w:val="0"/>
           <w:sz w:val="22"/>
         </w:rPr>
-        <w:t>Build: AGP 9.2.1 / Gradle 9.4.1, KSP2 2.3.9</w:t>
+        <w:t>Build: AGP 9.3.1 / Gradle 9.7.0, KSP2 2.3.11</w:t>
       </w:r>
     </w:p>
     <w:p>
@@ -2528,7 +2528,7 @@
           <w:i w:val="0"/>
           <w:sz w:val="22"/>
         </w:rPr>
-        <w:t>UI: Jetpack Compose for TV (androidx.tv:tv-material 1.1.0), Compose BOM 2026.05.00</w:t>
+        <w:t>UI: Jetpack Compose for TV (androidx.tv:tv-material 1.1.0), Compose BOM 2026.06.01</w:t>
       </w:r>
     </w:p>
     <w:p>
@@ -2539,7 +2539,7 @@
           <w:i w:val="0"/>
           <w:sz w:val="22"/>
         </w:rPr>
-        <w:t>Media: libmpv (FFmpeg) — dev.jdtech.mpv:libmpv · ExoPlayer/Media3 (Live TV + image subs)</w:t>
+        <w:t>Media: libmpv (FFmpeg) — dev.jdtech.mpv:libmpv · ExoPlayer/Media3 1.11.0 (Live TV + image subs)</w:t>
       </w:r>
     </w:p>
     <w:p>
@@ -2572,7 +2572,7 @@
           <w:i w:val="0"/>
           <w:sz w:val="22"/>
         </w:rPr>
-        <w:t>Networking: OkHttp (forced HTTP/1.1 for flaky IPTV panel HTTP/2 stacks)</w:t>
+        <w:t>Networking: OkHttp 5 (okhttp-android; forced HTTP/1.1 for flaky IPTV panel HTTP/2 stacks)</w:t>
       </w:r>
     </w:p>
     <w:p>

--- a/extras/OwnTV_Master_Product_Brief.docx
+++ b/extras/OwnTV_Master_Product_Brief.docx
@@ -2108,7 +2108,7 @@
         <w:pStyle w:val="ListBullet"/>
       </w:pPr>
       <w:r>
-        <w:t>Liquid Glass — an opt-in, interaction-aware material with Clear, Balanced, Tinted and Custom presets; per-surface controls; custom transparency/frost; and local or remote wallpaper. Android 12+ uses one cached, aligned blurred backdrop, while older and no-wallpaper cases keep readable fallbacks. TV focus responds immediately, settles into full frost, and uses cached draw resources plus lightweight idle cards to prevent trailing bands and reduce low-end GPU work. The feature is off by default; its settings and wallpaper persist through backup/restore.</w:t>
+        <w:t>Glass Effect — an opt-in, interaction-aware material with Clear, Balanced, Tinted and Custom presets; per-surface controls; custom transparency/frost; and local or remote wallpaper. Android 12+ uses one cached, aligned blurred backdrop, while older and no-wallpaper cases keep readable fallbacks. TV focus responds immediately, settles into full frost, and uses cached draw resources plus lightweight idle cards to prevent trailing bands and reduce low-end GPU work. The feature is off by default; its settings and wallpaper persist through backup/restore.</w:t>
       </w:r>
     </w:p>
     <w:p>
@@ -2277,7 +2277,7 @@
           <w:rFonts w:ascii="Cambria" w:hAnsi="Cambria"/>
           <w:sz w:val="22"/>
         </w:rPr>
-        <w:t>Written as a single .own container file: the backup data plus the Liquid Glass background image, so the wallpaper survives a restore onto another device</w:t>
+        <w:t>Written as a single .own container file: the backup data plus the Glass Effect background image, so the wallpaper survives a restore onto another device</w:t>
       </w:r>
     </w:p>
     <w:p>

--- a/extras/OwnTV_Master_Product_Brief.docx
+++ b/extras/OwnTV_Master_Product_Brief.docx
@@ -931,6 +931,14 @@
       </w:pPr>
       <w:r>
         <w:t>Now Trending is the first Home row by default: up to 10 current TMDB movie/TV candidates are shown only after they match an exact playable title from the active provider; the target is five movies and five series, either type can fill unused places, and four matches are required to publish.</w:t>
+      </w:r>
+    </w:p>
+    <w:p>
+      <w:pPr>
+        <w:pStyle w:val="ListBullet"/>
+      </w:pPr>
+      <w:r>
+        <w:t>Trending downloads are scheduled, not per-sync: each source re-fetches the TMDB chart on a randomised 5-8 day deadline (re-rolled after each fetch, never repeating the previous span), sources coming due within 24 hours of one another share a single stored candidate list, page 2 is fetched only when page 1 under-fills, and detail enrichment reuses the metadata cache. Matching re-runs every sync from the stored candidates at zero API cost, so catalogue additions surface the same day. The metadata language is deliberately not part of the gate, so no settings change can trigger an out-of-turn fetch. The schedule and candidate list live in DataStore, outside Room and outside backup.</w:t>
       </w:r>
     </w:p>
     <w:p>

--- a/extras/OwnTV_Master_Product_Brief.docx
+++ b/extras/OwnTV_Master_Product_Brief.docx
@@ -930,7 +930,7 @@
         <w:pStyle w:val="ListBullet"/>
       </w:pPr>
       <w:r>
-        <w:t>Now Trending is the first Home row by default: up to 10 current TMDB movie/TV candidates are shown only after they match an exact playable title from the active provider; the target is five movies and five series, either type can fill unused places, and four matches are required to publish.</w:t>
+        <w:t>Now Trending is an optional but fixed first Home row: when enabled, 4-10 current TMDB movie/TV candidates are shown only after matching exact playable titles from the active provider; either type can fill unused places, and at least four matches are required to publish.</w:t>
       </w:r>
     </w:p>
     <w:p>
@@ -978,7 +978,7 @@
         <w:pStyle w:val="ListBullet"/>
       </w:pPr>
       <w:r>
-        <w:t>Settings → Home screen can hide or reorder Trending and explains unavailable/below-threshold results. The per-profile Home setting is backed up; generated Trending snapshots and fetched metadata are deliberately rebuilt rather than exported.</w:t>
+        <w:t>Settings → Home screen gives Trending its own On/Off option, separate from reorderable Home cards, and explains unavailable or below-threshold results. Enabled keeps it first; Off removes it. The per-profile choice is backed up, while generated snapshots and fetched metadata are rebuilt rather than exported.</w:t>
       </w:r>
     </w:p>
     <w:p>
@@ -1152,7 +1152,7 @@
           <w:rFonts w:ascii="Cambria" w:hAnsi="Cambria"/>
           <w:sz w:val="22"/>
         </w:rPr>
-        <w:t>Fixed, slim icon-only left rail: brand logo at the top, nav items vertically centered (scrollable at high UI zoom), profile avatar pinned at the bottom (click opens the profile switcher for any profile count; long-press opens the avatar picker with a new no-avatar silhouette option)</w:t>
+        <w:t>Fixed, slim icon-only left rail with its own matching background plate: brand logo at the top, compact beacon selection in the vertically centered menu (scrollable at high UI zoom), and profile avatar pinned at the bottom. Focus changes never paint a second rounded layer over the selected item.</w:t>
       </w:r>
     </w:p>
     <w:p>
@@ -1164,7 +1164,7 @@
           <w:rFonts w:ascii="Cambria" w:hAnsi="Cambria"/>
           <w:sz w:val="22"/>
         </w:rPr>
-        <w:t>Top bar above every section: active section name as a chip, Search pill (focusable, replaces the rail Search icon), live clock (updates every 15s), weather chip with Canvas weather symbols (sun, moon, cloud, rain, snow, thunderstorm via free Open-Meteo API), and active playlist/source name</w:t>
+        <w:t>Top bar above every section: active section chip, Search at the left of the controls, live clock, weather, active playlist/source and Continue. Normal browsing uses a compact bar and matching rail start; Audio Mode expands both automatically for its player controls.</w:t>
       </w:r>
     </w:p>
     <w:p>
@@ -1176,7 +1176,7 @@
           <w:rFonts w:ascii="Cambria" w:hAnsi="Cambria"/>
           <w:sz w:val="22"/>
         </w:rPr>
-        <w:t>Rounded content panels (Option A Clean + Premium): every screen sits inside rounded boxes (22dp corners, hairline outlineVariant borders, subtle surfaceContainerLowest fill). Movies, Series and Live normally use 3 boxes (category rail, content grid, preview); setting preview/poster to 0% removes the third box and its extra gap. Single-column screens use 1 box (Home, Search, Downloads, Guide, Settings).</w:t>
+        <w:t>One rounded browse container for Live TV, Movies and Series: category, list/grid and raised preview/poster regions sit inside one shared surface with deliberate gaps and separators. A 0% preview/poster removes that region and its gap. Home, Search, Downloads, Guide and Settings keep their purpose-built single-surface layouts.</w:t>
       </w:r>
     </w:p>
     <w:p>
@@ -2116,7 +2116,15 @@
         <w:pStyle w:val="ListBullet"/>
       </w:pPr>
       <w:r>
-        <w:t>Glass Effect — an opt-in, interaction-aware material with Clear, Balanced, Tinted and Custom presets; per-surface controls; custom transparency/frost; and local or remote wallpaper. Android 12+ uses one cached, aligned blurred backdrop, while older and no-wallpaper cases keep readable fallbacks. TV focus responds immediately, settles into full frost, and uses cached draw resources plus lightweight idle cards to prevent trailing bands and reduce low-end GPU work. The feature is off by default; its settings and wallpaper persist through backup/restore.</w:t>
+        <w:t>Glass Effect — an opt-in, interaction-aware material with Ultra Clear, Clear, Balanced, Tinted, Opaque and Custom choices; 20-100% tint, ten real frost levels, Highlight strength, adaptive readability, optional depth/parallax, live preview, per-surface controls, and local or remote wallpaper. Android 12+ uses one cached aligned blurred backdrop; older and no-wallpaper cases keep readable fallbacks. Focus responds immediately without trailing layers, then promotes full frost after settling. Settings and wallpaper persist through backup/restore; Glass remains off by default.</w:t>
+      </w:r>
+    </w:p>
+    <w:p>
+      <w:pPr>
+        <w:pStyle w:val="ListBullet"/>
+      </w:pPr>
+      <w:r>
+        <w:t>Ambient Glow — a separate opt-in radiance setting for the solid interface, hidden while Glass Effect is active. Glow is off by default; enabling it reveals an independent Slow pulse switch, and Animations Off freezes the pulse. The setting is translated, persists across restarts and is included in backup/restore.</w:t>
       </w:r>
     </w:p>
     <w:p>

--- a/extras/OwnTV_Master_Product_Brief.docx
+++ b/extras/OwnTV_Master_Product_Brief.docx
@@ -270,7 +270,7 @@
         <w:pStyle w:val="ListBullet"/>
       </w:pPr>
       <w:r>
-        <w:t>VOD engine fallback — a movie or episode that terminally fails on one engine is retried on the other; if both fail, the error says so explicitly.</w:t>
+        <w:t>VOD engine fallback — a movie or episode that terminally fails on one engine is retried on the other; if both fail, the error says so explicitly. The fallback is never remembered: every movie and episode starts on the engine chosen in Movies &amp; Series player, every time.</w:t>
       </w:r>
     </w:p>
     <w:p>
@@ -279,6 +279,14 @@
       </w:pPr>
       <w:r>
         <w:t>Per-item engine toggle (⇄ MPV/EXO pill) for movies &amp; episodes, with the active engine shown in the player top bar and Stream Info; the choice is remembered per item (like Live's compatibility mode).</w:t>
+      </w:r>
+    </w:p>
+    <w:p>
+      <w:pPr>
+        <w:pStyle w:val="ListBullet"/>
+      </w:pPr>
+      <w:r>
+        <w:t>Reset saved player choices (Settings → Video Player) — forgets every per-item VOD engine pin in one step, showing how many are stored; Live TV per-channel compatibility pins are a separate list and are kept.</w:t>
       </w:r>
     </w:p>
     <w:p>

--- a/extras/OwnTV_Master_Product_Brief.docx
+++ b/extras/OwnTV_Master_Product_Brief.docx
@@ -437,6 +437,18 @@
           <w:sz w:val="22"/>
         </w:rPr>
         <w:t>A/V sync nudge — per-file audio delay adjustment in 50 ms steps for badly-muxed files</w:t>
+      </w:r>
+    </w:p>
+    <w:p>
+      <w:pPr>
+        <w:pStyle w:val="ListBullet"/>
+      </w:pPr>
+      <w:r>
+        <w:rPr>
+          <w:rFonts w:ascii="Cambria" w:hAnsi="Cambria"/>
+          <w:sz w:val="22"/>
+        </w:rPr>
+        <w:t>Audio-only items are labelled, not failed — a radio channel or a music-only file plays normally and the player shows a persistent “Audio only” plate over the black video area, so sound with no picture is never mistaken for a broken stream. Distinct from Audio Mode, which is the user switching the picture off.</w:t>
       </w:r>
     </w:p>
     <w:p>

--- a/extras/OwnTV_Master_Product_Brief.docx
+++ b/extras/OwnTV_Master_Product_Brief.docx
@@ -2211,6 +2211,42 @@
           <w:sz w:val="22"/>
         </w:rPr>
         <w:t>Default zoom mode</w:t>
+      </w:r>
+    </w:p>
+    <w:p>
+      <w:pPr>
+        <w:pStyle w:val="ListBullet"/>
+      </w:pPr>
+      <w:r>
+        <w:rPr>
+          <w:rFonts w:ascii="Cambria" w:hAnsi="Cambria"/>
+          <w:sz w:val="22"/>
+        </w:rPr>
+        <w:t>Per-item zoom &amp; volume - a zoom or volume set in the player is remembered for that channel/movie/episode (per profile, keyed by the stable content key), with a Default volume (0-150%) and two independent resets, Reset saved zoom and Reset saved volume, each with its own count and confirmation. Only user-made changes are stored; mute never is. Carried in Backup &amp; Restore.</w:t>
+      </w:r>
+    </w:p>
+    <w:p>
+      <w:pPr>
+        <w:pStyle w:val="ListBullet"/>
+      </w:pPr>
+      <w:r>
+        <w:rPr>
+          <w:rFonts w:ascii="Cambria" w:hAnsi="Cambria"/>
+          <w:sz w:val="22"/>
+        </w:rPr>
+        <w:t>Seek step (5/10/15/30/60 s) and Live rewind step (10/15/30/60/120 s) - separate settings for VOD seeking and the catch-up archive buttons</w:t>
+      </w:r>
+    </w:p>
+    <w:p>
+      <w:pPr>
+        <w:pStyle w:val="ListBullet"/>
+      </w:pPr>
+      <w:r>
+        <w:rPr>
+          <w:rFonts w:ascii="Cambria" w:hAnsi="Cambria"/>
+          <w:sz w:val="22"/>
+        </w:rPr>
+        <w:t>Deinterlacing (Off / Auto) - applies only where mpv renders the picture itself, not on the default direct decoder-to-surface path</w:t>
       </w:r>
     </w:p>
     <w:p>

--- a/extras/OwnTV_Master_Product_Brief.docx
+++ b/extras/OwnTV_Master_Product_Brief.docx
@@ -2804,6 +2804,38 @@
       </w:pPr>
       <w:r>
         <w:t>The self-hostable Cloudflare TMDB gateway canonicalizes cache keys, gives Trending a 15-minute fresh/24-hour stale policy and ordinary metadata a 30-day fresh/90-day stale policy, retries transient upstream failures once, enforces an eight-second timeout, and exposes request/cache diagnostics without exposing the TMDB key.</w:t>
+      </w:r>
+    </w:p>
+    <w:p>
+      <w:pPr>
+        <w:pStyle w:val="ListBullet"/>
+      </w:pPr>
+      <w:r>
+        <w:t>The default gateway is access-controlled: every request carries a build-time shared key plus an opaque per-install client id, checked inside the Worker itself so the workers.dev address is covered as well as the custom domain. The key ships only on the default-Worker tier, never with a user key or a self-hosted server. A build without the key is refused rather than silently downgraded.</w:t>
+      </w:r>
+    </w:p>
+    <w:p>
+      <w:pPr>
+        <w:pStyle w:val="ListBullet"/>
+      </w:pPr>
+      <w:r>
+        <w:t>Each install holds its own metadata allowance (40/minute, 150/hour, 400/day) metered at a single choke point in TmdbProvider, so no later endpoint can bypass it. Exceeding it returns null, which the resolve path already treats as a transport failure, so provider data still renders and nothing is negative-cached. Settings surfaces the remaining allowance and refill time, and the shell reports exhaustion once per launch.</w:t>
+      </w:r>
+    </w:p>
+    <w:p>
+      <w:pPr>
+        <w:pStyle w:val="ListBullet"/>
+      </w:pPr>
+      <w:r>
+        <w:t>Detail cache keys carry the metadata language, so switching language no longer wipes the cache and re-downloads every previously opened title; old-language rows age out on their own. Positive TTL is 180 days, and focus-driven resolves are debounced at 700 ms.</w:t>
+      </w:r>
+    </w:p>
+    <w:p>
+      <w:pPr>
+        <w:pStyle w:val="ListBullet"/>
+      </w:pPr>
+      <w:r>
+        <w:t>A personal TMDB key can be handed over from a phone: the companion LAN server gains a TMDB_KEY mode serving a one-field page, PIN-gated like the other Remote flows, so a 32-character key never has to be typed with a remote.</w:t>
       </w:r>
     </w:p>
     <w:p>

--- a/extras/OwnTV_Master_Product_Brief.docx
+++ b/extras/OwnTV_Master_Product_Brief.docx
@@ -2836,6 +2836,14 @@
       </w:pPr>
       <w:r>
         <w:t>A personal TMDB key can be handed over from a phone: the companion LAN server gains a TMDB_KEY mode serving a one-field page, PIN-gated like the other Remote flows, so a 32-character key never has to be typed with a remote.</w:t>
+      </w:r>
+    </w:p>
+    <w:p>
+      <w:pPr>
+        <w:pStyle w:val="ListBullet"/>
+      </w:pPr>
+      <w:r>
+        <w:t>Settings now gives Metadata and OpenSubtitles separate main-list pages. Each page keeps its active service status and primary controls visible, while personal API keys, Worker/server URLs and QR + PIN companion handover live in compact shared popups with D-pad focus restoration. Server URL takes priority over API key; blank custom access uses the built-in service. OpenSubtitles custom access is included in backup/restore.</w:t>
       </w:r>
     </w:p>
     <w:p>

--- a/extras/OwnTV_Master_Product_Brief.docx
+++ b/extras/OwnTV_Master_Product_Brief.docx
@@ -2349,7 +2349,7 @@
           <w:rFonts w:ascii="Cambria" w:hAnsi="Cambria"/>
           <w:sz w:val="22"/>
         </w:rPr>
-        <w:t>Written as a single .own container file: the backup data plus the Glass Effect background image, so the wallpaper survives a restore onto another device</w:t>
+        <w:t>Written as a single .own container file: the backup data, the Glass Effect background image and the downloaded subtitle files, so the wallpaper and each item’s remembered subtitle survive a restore onto another device</w:t>
       </w:r>
     </w:p>
     <w:p>
@@ -2361,7 +2361,7 @@
           <w:rFonts w:ascii="Cambria" w:hAnsi="Cambria"/>
           <w:sz w:val="22"/>
         </w:rPr>
-        <w:t>Optional backup password encrypts the entire container (AES-256-GCM, PBKDF2), not only the stored secrets; without it the file is unencrypted and secrets are omitted</w:t>
+        <w:t>Optional backup password encrypts the entire container (AES-256-GCM, PBKDF2), not only the stored secrets; without it the file is unencrypted and every secret is omitted — source/proxy passwords, Stalker identity, TMDB and OpenSubtitles keys and logins, profile and Customize PIN hashes, and any per-item engine pin still keyed by stream URL</w:t>
       </w:r>
     </w:p>
     <w:p>
@@ -2386,6 +2386,30 @@
           <w:sz w:val="22"/>
         </w:rPr>
         <w:t>Choose what to include on export and what to apply on restore</w:t>
+      </w:r>
+    </w:p>
+    <w:p>
+      <w:pPr>
+        <w:pStyle w:val="ListBullet"/>
+      </w:pPr>
+      <w:r>
+        <w:rPr>
+          <w:rFonts w:ascii="Cambria" w:hAnsi="Cambria"/>
+          <w:sz w:val="22"/>
+        </w:rPr>
+        <w:t>Android automatic backup is disabled (allowBackup=false plus explicit cloud-backup and device-transfer excludes): the raw Room/DataStore stores hold plaintext credentials, so Backup &amp; Restore is the single, explicit, encryptable path off the device</w:t>
+      </w:r>
+    </w:p>
+    <w:p>
+      <w:pPr>
+        <w:pStyle w:val="ListBullet"/>
+      </w:pPr>
+      <w:r>
+        <w:rPr>
+          <w:rFonts w:ascii="Cambria" w:hAnsi="Cambria"/>
+          <w:sz w:val="22"/>
+        </w:rPr>
+        <w:t>Merge-restore remaps every id the file carries — profile, source, EPG source, subtitle cache — including the source id embedded in per-item player keys and in typed content keys, and source-keyed blocks are scoped on export to the ticked profiles’ sources</w:t>
       </w:r>
     </w:p>
     <w:p>

--- a/extras/OwnTV_Master_Product_Brief.docx
+++ b/extras/OwnTV_Master_Product_Brief.docx
@@ -1609,6 +1609,54 @@
           <w:sz w:val="22"/>
         </w:rPr>
         <w:t>Live rewind (timeshift) — rewind the live stream on catch-up channels; scrubbable timeline + 30-second steps + Live button</w:t>
+      </w:r>
+    </w:p>
+    <w:p>
+      <w:pPr>
+        <w:pStyle w:val="ListBullet"/>
+      </w:pPr>
+      <w:r>
+        <w:rPr>
+          <w:rFonts w:ascii="Cambria" w:hAnsi="Cambria"/>
+          <w:sz w:val="22"/>
+        </w:rPr>
+        <w:t>Go back to... - jump straight to a time in the archive instead of stepping: suggested offsets (15 min to 7 days, bounded by the channel archive window) plus an exact day/hour/minute picker clamped to both ends of the window. Offered in the player and, for channels with no guide, in place of the catch-up programme list.</w:t>
+      </w:r>
+    </w:p>
+    <w:p>
+      <w:pPr>
+        <w:pStyle w:val="ListBullet"/>
+      </w:pPr>
+      <w:r>
+        <w:rPr>
+          <w:rFonts w:ascii="Cambria" w:hAnsi="Cambria"/>
+          <w:sz w:val="22"/>
+        </w:rPr>
+        <w:t>Catch-up category in Live TV (between History and All) listing every channel that advertises an archive; a filter over existing channels, shown only when such channels exist. Guide-independent, like live rewind.</w:t>
+      </w:r>
+    </w:p>
+    <w:p>
+      <w:pPr>
+        <w:pStyle w:val="ListBullet"/>
+      </w:pPr>
+      <w:r>
+        <w:rPr>
+          <w:rFonts w:ascii="Cambria" w:hAnsi="Cambria"/>
+          <w:sz w:val="22"/>
+        </w:rPr>
+        <w:t>Player clock (all modes) - time and date centred at the top of the HUD for Live TV, Movies, Series and catch-up.</w:t>
+      </w:r>
+    </w:p>
+    <w:p>
+      <w:pPr>
+        <w:pStyle w:val="ListBullet"/>
+      </w:pPr>
+      <w:r>
+        <w:rPr>
+          <w:rFonts w:ascii="Cambria" w:hAnsi="Cambria"/>
+          <w:sz w:val="22"/>
+        </w:rPr>
+        <w:t>During archive playback the clock splits into Programme time (when the replayed programme aired, advancing with playback) and Current time, and the guide card gains a Playing / Then row above the live one, which is dimmed. Live guide labels read Live now / Live next.</w:t>
       </w:r>
     </w:p>
     <w:p>

--- a/extras/OwnTV_Master_Product_Brief.docx
+++ b/extras/OwnTV_Master_Product_Brief.docx
@@ -507,7 +507,19 @@
           <w:rFonts w:ascii="Cambria" w:hAnsi="Cambria"/>
           <w:sz w:val="22"/>
         </w:rPr>
-        <w:t>Subtitle scale, preferred audio/subtitle language, and visibility settings</w:t>
+        <w:t>Subtitle appearance — independent font (Default, System Sans, Monospace, Lora, Playfair Display, Dancing Script, Poppins), scale, colour, position and background across mpv, ExoPlayer and app-drawn overlays; Default preserves authored styling</w:t>
+      </w:r>
+    </w:p>
+    <w:p>
+      <w:pPr>
+        <w:pStyle w:val="ListBullet"/>
+      </w:pPr>
+      <w:r>
+        <w:rPr>
+          <w:rFonts w:ascii="Cambria" w:hAnsi="Cambria"/>
+          <w:sz w:val="22"/>
+        </w:rPr>
+        <w:t>Preferred audio/subtitle language — automatically enables the matching subtitle track on both engines, including with same-language audio; language variants normalize and no unrelated fallback is selected</w:t>
       </w:r>
     </w:p>
     <w:p>
@@ -2132,7 +2144,7 @@
         <w:pStyle w:val="ListBullet"/>
       </w:pPr>
       <w:r>
-        <w:t>Font customization — app text size from 60% to 140% in 5% steps, with independent main-interface and popup font selectors. Choices are System Sans, Lora, Playfair Display, Dancing Script, and Poppins; defaults remain 100%, System Sans, and Lora. Apply saves staged changes, Reset restores defaults, and Back cancels.</w:t>
+        <w:t>UI text scale and font customization — 60% to 140% in 5% steps, with separate main-interface and popup choices: System Sans, Monospace, Lora, Playfair Display, Dancing Script and Poppins. Apply saves, Reset restores 100% / System Sans / Lora defaults, and Back cancels.</w:t>
       </w:r>
     </w:p>
     <w:p>
@@ -2140,7 +2152,7 @@
         <w:pStyle w:val="ListBullet"/>
       </w:pPr>
       <w:r>
-        <w:t>Font choices are available in every interface language, with Android font fallback for glyphs a selected family does not contain. The global choices survive restart and are included in backup/restore. Subtitle typography stays independent, and bundled font license notices are kept with the project.</w:t>
+        <w:t>Font choices are available in every interface language, with Android font fallback for glyphs a selected family does not contain. Interface and subtitle choices survive restarts and are included in backup/restore. Subtitle typography stays independently selectable across both players and app-drawn overlays; bundled font license notices are kept with the project.</w:t>
       </w:r>
     </w:p>
     <w:p>
@@ -2192,7 +2204,7 @@
         <w:pStyle w:val="ListBullet"/>
       </w:pPr>
       <w:r>
-        <w:t>Ambient Glow — a separate opt-in radiance setting for the solid interface, hidden while Glass Effect is active. Glow is off by default; enabling it reveals an independent Slow pulse switch, and Animations Off freezes the pulse. The setting is translated, persists across restarts and is included in backup/restore.</w:t>
+        <w:t>Ambient Glow — separate opt-in radiance for the solid interface, available only with the explicit Dark theme while Glass Effect is off. Slow pulse off shows only the soft aura; turning it on adds the animated ring, and Animations Off freezes its motion. The setting is translated, persists across restarts and is included in backup/restore.</w:t>
       </w:r>
     </w:p>
     <w:p>

--- a/extras/OwnTV_Master_Product_Brief.docx
+++ b/extras/OwnTV_Master_Product_Brief.docx
@@ -250,7 +250,7 @@
           <w:rFonts w:ascii="Cambria" w:hAnsi="Cambria"/>
           <w:sz w:val="22"/>
         </w:rPr>
-        <w:t>Per-channel mpv toggle — if a live channel shows artifacts or won't play on the fast engine, the gear button pins that channel to mpv. It's remembered per channel, so it opens on mpv every time.</w:t>
+        <w:t>Per-channel engine toggle — if a live channel shows artifacts or won’t play on the engine it started on, the pill in the player pins that channel to the other one. It’s remembered per channel in both directions, so it opens on your engine every time.</w:t>
       </w:r>
     </w:p>
     <w:p>
@@ -263,6 +263,18 @@
           <w:sz w:val="22"/>
         </w:rPr>
         <w:t>Automatic fallback — Live TV falls back to mpv when ExoPlayer can't open a stream; mpv falls back to software decoding when the hardware decoder can't handle a stream.</w:t>
+      </w:r>
+    </w:p>
+    <w:p>
+      <w:pPr>
+        <w:pStyle w:val="ListBullet"/>
+      </w:pPr>
+      <w:r>
+        <w:rPr>
+          <w:rFonts w:ascii="Cambria" w:hAnsi="Cambria"/>
+          <w:sz w:val="22"/>
+        </w:rPr>
+        <w:t>Engine preference, per section — Settings offers four choices for Live TV and four for Movies &amp; Series: either engine first with the automatic fallback, or one engine only with the handover switched off (it still tries that engine’s own .m3u8 and .ts). Defaults differ on purpose (Live starts on ExoPlayer, VOD on mpv). A per-item/per-channel toggle always outranks the setting.</w:t>
       </w:r>
     </w:p>
     <w:p>
